--- a/apps/shell/resources/builtin-skills/cheil-pitch-analysis/assets/경쟁 PT 분석.docx
+++ b/apps/shell/resources/builtin-skills/cheil-pitch-analysis/assets/경쟁 PT 분석.docx
@@ -32,7 +32,7 @@
               <w:rPr>
                 <w:b/>
               </w:rPr>
-              <w:t>광고주 · 과제</w:t>
+              <w:t>광고주</w:t>
             </w:r>
           </w:p>
         </w:tc>
@@ -42,7 +42,33 @@
           </w:tcPr>
           <w:p>
             <w:r>
-              <w:t>[광고주 · 과제]</w:t>
+              <w:t>[광고주]</w:t>
+            </w:r>
+          </w:p>
+        </w:tc>
+      </w:tr>
+      <w:tr>
+        <w:tc>
+          <w:tcPr>
+            <w:tcW w:type="dxa" w:w="2268"/>
+            <w:shd w:val="clear" w:color="auto" w:fill="EEF2F8"/>
+          </w:tcPr>
+          <w:p>
+            <w:r>
+              <w:rPr>
+                <w:b/>
+              </w:rPr>
+              <w:t>과제</w:t>
+            </w:r>
+          </w:p>
+        </w:tc>
+        <w:tc>
+          <w:tcPr>
+            <w:tcW w:type="dxa" w:w="7143"/>
+          </w:tcPr>
+          <w:p>
+            <w:r>
+              <w:t>[RFP 과제 한 줄]</w:t>
             </w:r>
           </w:p>
         </w:tc>
@@ -94,7 +120,7 @@
           </w:tcPr>
           <w:p>
             <w:r>
-              <w:t>[RFP에 적힌 예산 규모]</w:t>
+              <w:t>[총예산]</w:t>
             </w:r>
           </w:p>
         </w:tc>
@@ -120,7 +146,7 @@
           </w:tcPr>
           <w:p>
             <w:r>
-              <w:t>[작성자 이름 · 팀]</w:t>
+              <w:t>[작성자] · [팀명] · [작성일]</w:t>
             </w:r>
           </w:p>
         </w:tc>
